--- a/flow/20230927_hours/drafts/2024-09-u/05.09.docx
+++ b/flow/20230927_hours/drafts/2024-09-u/05.09.docx
@@ -2419,7 +2419,7 @@
           <w:rFonts w:ascii="Times New Roman" w:hAnsi="Times New Roman"/>
           <w:sz w:val="24"/>
         </w:rPr>
-        <w:t>Священник: Христос, істинний Бог наш - молитвами пречистої Своєї Матері, святих славних і всехвальних апостолів, святого отця нашого Миколая, архиєпископа Мир Ликійських, чудотворця, і святого, якого є храм, і святих пророка Захарії та праведної Єлисавети, батьків чесного Івана Предтечі, преподобної матері нашої Терези з Калькутти, і всіх святих - помилує і спасе нас як благий і людинолюбний.</w:t>
+        <w:t>Священник: Христос, істинний Бог наш - молитвами пречистої Своєї Матері, святих славних і всехвальних апостолів, святого отця нашого Миколая, архиєпископа Мир Ликійських, чудотворця, і святого, якого є храм,і святих пророка Захарії та праведної Єлисавети, батьків чесного Івана Предтечі, преподобної матері нашої Терези з Калькутти, і всіх святих - помилує і спасе нас як благий і людинолюбний.</w:t>
       </w:r>
     </w:p>
     <w:p>
@@ -3549,7 +3549,7 @@
           <w:rFonts w:ascii="Times New Roman" w:hAnsi="Times New Roman"/>
           <w:sz w:val="24"/>
         </w:rPr>
-        <w:t xml:space="preserve">Хто він, той людина, що Господа боїться?* Він </w:t>
+        <w:t xml:space="preserve">Хто він, той чоловік, що Господа боїться?* Він </w:t>
       </w:r>
       <w:proofErr w:type="spellStart"/>
       <w:r>
@@ -5387,7 +5387,7 @@
           <w:rFonts w:ascii="Times New Roman" w:hAnsi="Times New Roman"/>
           <w:sz w:val="24"/>
         </w:rPr>
-        <w:t>Священник: Христос, істинний Бог наш - молитвами пречистої Своєї Матері, святих славних і всехвальних апостолів, святого отця нашого Миколая, архиєпископа Мир Ликійських, чудотворця, і святого, якого є храм, і святих пророка Захарії та праведної Єлисавети, батьків чесного Івана Предтечі, преподобної матері нашої Терези з Калькутти, і всіх святих - помилує і спасе нас як благий і людинолюбний.</w:t>
+        <w:t>Священник: Христос, істинний Бог наш - молитвами пречистої Своєї Матері, святих славних і всехвальних апостолів, святого отця нашого Миколая, архиєпископа Мир Ликійських, чудотворця, і святого, якого є храм,і святих пророка Захарії та праведної Єлисавети, батьків чесного Івана Предтечі, преподобної матері нашої Терези з Калькутти, і всіх святих - помилує і спасе нас як благий і людинолюбний.</w:t>
       </w:r>
     </w:p>
     <w:p>
@@ -8273,7 +8273,7 @@
           <w:rFonts w:ascii="Times New Roman" w:hAnsi="Times New Roman"/>
           <w:sz w:val="24"/>
         </w:rPr>
-        <w:t xml:space="preserve">Боже й Господи сил і всього творіння Сотворителю! Ти з милосердя і незрівнянної милости твоєї послав на спасіння роду нашого єдинородного Сина твого, Господа нашого, Ісуса Христа, і дорогоцінним його хрестом розписку гріхів наших розірвав і переміг начало й владу темряви. Тож, Владико людинолюбний, прийми від нас грішних ці вдячні і благальні молитви, і визволь нас від усякого згубного й темного гріха, і від усіх видимих і невидимих ворогів, що бажають вчинити нам зло. До страху твого прикуй тіла наші й не допусти сердець наших до слів, або помислів лукавих, але любов’ю твоєю пройми душі наші, щоб, повсякчас на тебе дивлячись і світлом твоїм керуючись, бачили тебе, неприступне й вічне світло, та щоб невпинно хвалу й подяку віддавали тобі: безначальному Отцеві з єдинородним твоїм Сином і </w:t>
+        <w:t xml:space="preserve">Боже й Господи сил і всього творіння Сотворителю! Ти з милосердя і незрівнянної милости твоєї послав на спасіння роду нашого єдинородного Сина твого, Господа нашого, Ісуса Христа, і дорогоцінним його хрестом розписку гріхів наших розірвав і переміг начало й владу темряви. Тож, Владико чоловіколюбний, прийми від нас грішних ці вдячні і благальні молитви, і визволь нас від усякого згубного й темного гріха, і від усіх видимих і невидимих ворогів, що бажають вчинити нам зло. До страху твого прикуй тіла наші й не допусти сердець наших до слів, або помислів лукавих, але любов’ю твоєю пройми душі наші, щоб, повсякчас на тебе дивлячись і світлом твоїм керуючись, бачили тебе, неприступне й вічне світло, та щоб невпинно хвалу й подяку віддавали тобі: безначальному Отцеві з єдинородним твоїм Сином і </w:t>
       </w:r>
       <w:proofErr w:type="spellStart"/>
       <w:r>
@@ -8458,7 +8458,7 @@
           <w:rFonts w:ascii="Times New Roman" w:hAnsi="Times New Roman"/>
           <w:sz w:val="24"/>
         </w:rPr>
-        <w:t>Священник: Христос, істинний Бог наш - молитвами пречистої Своєї Матері, святих славних і всехвальних апостолів, святого отця нашого Миколая, архиєпископа Мир Ликійських, чудотворця, і святого, якого є храм, і святих пророка Захарії та праведної Єлисавети, батьків чесного Івана Предтечі, преподобної матері нашої Терези з Калькутти, і всіх святих - помилує і спасе нас як благий і людинолюбний.</w:t>
+        <w:t>Священник: Христос, істинний Бог наш - молитвами пречистої Своєї Матері, святих славних і всехвальних апостолів, святого отця нашого Миколая, архиєпископа Мир Ликійських, чудотворця, і святого, якого є храм,і святих пророка Захарії та праведної Єлисавети, батьків чесного Івана Предтечі, преподобної матері нашої Терези з Калькутти, і всіх святих - помилує і спасе нас як благий і людинолюбний.</w:t>
       </w:r>
     </w:p>
     <w:p>
@@ -9074,7 +9074,7 @@
           <w:rFonts w:ascii="Times New Roman" w:hAnsi="Times New Roman"/>
           <w:sz w:val="24"/>
         </w:rPr>
-        <w:t>Щасливий людина, що має свою силу в тобі* і твої дороги має в своєму серці.</w:t>
+        <w:t>Щасливий чоловік, що має свою силу в тобі* і твої дороги має в своєму серці.</w:t>
       </w:r>
     </w:p>
     <w:p>
@@ -9187,7 +9187,7 @@
           <w:rFonts w:ascii="Times New Roman" w:hAnsi="Times New Roman"/>
           <w:sz w:val="24"/>
         </w:rPr>
-        <w:t>Господи сил!* Щасливий людина, що покладається на тебе!</w:t>
+        <w:t>Господи сил!* Щасливий чоловік, що покладається на тебе!</w:t>
       </w:r>
     </w:p>
     <w:p>
@@ -10022,7 +10022,7 @@
           <w:rFonts w:ascii="Times New Roman" w:hAnsi="Times New Roman"/>
           <w:sz w:val="24"/>
         </w:rPr>
-        <w:t xml:space="preserve"> воскресіння,* не погорди тими, що їх ти створив рукою своєю.* Покажи, Милостивий, своє людинолюбство,* прийми Богородицю, що тебе породила і молиться за нас,* і спаси, Спасе наш, людей зневірених.</w:t>
+        <w:t xml:space="preserve"> воскресіння,* не погорди тими, що їх ти створив рукою своєю.* Покажи, Милостивий, своє чоловіколюбство,* прийми Богородицю, що тебе породила і молиться за нас,* і спаси, Спасе наш, людей зневірених.</w:t>
       </w:r>
     </w:p>
     <w:p>
@@ -10885,7 +10885,7 @@
           <w:rFonts w:ascii="Times New Roman" w:hAnsi="Times New Roman"/>
           <w:sz w:val="24"/>
         </w:rPr>
-        <w:t>Священник: Христос, істинний Бог наш - молитвами пречистої Своєї Матері, святих славних і всехвальних апостолів, святого отця нашого Миколая, архиєпископа Мир Ликійських, чудотворця, і святого, якого є храм, і святих пророка Захарії та праведної Єлисавети, батьків чесного Івана Предтечі, преподобної матері нашої Терези з Калькутти, і всіх святих - помилує і спасе нас як благий і людинолюбний.</w:t>
+        <w:t>Священник: Христос, істинний Бог наш - молитвами пречистої Своєї Матері, святих славних і всехвальних апостолів, святого отця нашого Миколая, архиєпископа Мир Ликійських, чудотворця, і святого, якого є храм,і святих пророка Захарії та праведної Єлисавети, батьків чесного Івана Предтечі, преподобної матері нашої Терези з Калькутти, і всіх святих - помилує і спасе нас як благий і людинолюбний.</w:t>
       </w:r>
     </w:p>
     <w:p>
